--- a/03_Outputs/final scripts/ar/Module 8/8.3.0-ar.docx
+++ b/03_Outputs/final scripts/ar/Module 8/8.3.0-ar.docx
@@ -9,7 +9,7 @@
     </w:p>
     <w:p>
       <w:r>
-        <w:t xml:space="preserve">يلعب السياسات دورًا محوريًا. الآليات الفعالة مثل الالتزامات الوطنية للمناخ، وتسعير الكربون، وإلغاء دعم الوقود الأحفوري ضرورية لتسريع النشر. على سبيل المثال، شهدت الدول التي تنفذ تعرفة التغذية أو معايير محفظة الطاقة المتجددة زيادات كبيرة في قدرة الطاقة النظيفة.  </w:t>
+        <w:t xml:space="preserve">يلعب السياسات دورًا محوريًا. الآليات الفعالة مثل الالتزامات المناخية الوطنية، وتسعير الكربون، وإلغاء دعم الوقود الأحفوري ضرورية لتسريع النشر. على سبيل المثال، شهدت الدول التي تنفذ تعرفة التغذية أو معايير محفظة الطاقة المتجددة زيادات كبيرة في قدرة الطاقة النظيفة.  </w:t>
       </w:r>
     </w:p>
     <w:p>
@@ -19,12 +19,12 @@
     </w:p>
     <w:p>
       <w:r>
-        <w:t xml:space="preserve">تطوير القوى العاملة هو مكون رئيسي آخر. تضمن برامج إعادة التأهيل المهني، وتعزيز الشمولية بين الجنسين، وتبادل المعرفة أن يكون الانتقال عادلًا ومنصفًا. يمكن أن يفتح إشراك المجتمعات المحلية وتمكين العمال الإمكانات الكاملة لتقنيات الطاقة المتجددة.  </w:t>
+        <w:t xml:space="preserve">تطوير القوى العاملة هو مكون رئيسي آخر. برامج إعادة التأهيل المهني، وتعزيز الشمولية بين الجنسين، وتبادل المعرفة تضمن أن يكون الانتقال عادلًا ومنصفًا. إشراك المجتمعات المحلية وتمكين العمال يمكن أن يفتح الإمكانات الكاملة لتقنيات الطاقة المتجددة.  </w:t>
       </w:r>
     </w:p>
     <w:p>
       <w:r>
-        <w:t>بشكل عام، أظهر هذا الفصل أن الانتقال الطاقي هو جهد جماعي—مدفوع بالسياسات، والابتكار، والعمل الشامل. ستحدد الخيارات التي نتخذها اليوم ما إذا كان هذا الانتقال عادلًا، ومرنًا، ومستدامًا للجميع. حان الوقت لتحويل المعرفة إلى عمل.</w:t>
+        <w:t>بشكل عام، أظهر هذا الفصل أن الانتقال الطاقي هو جهد جماعي—مدفوع بالسياسات، والابتكار، والعمل الشامل. الخيارات التي نتخذها اليوم ستشكل ما إذا كان هذا الانتقال عادلًا، ومرنًا، ومستدامًا للجميع. حان الوقت لتحويل المعرفة إلى عمل.</w:t>
       </w:r>
     </w:p>
     <w:sectPr>
